--- a/backend/data/corpus/DOC-20260413-282.docx
+++ b/backend/data/corpus/DOC-20260413-282.docx
@@ -271,7 +271,7 @@
         <w:rPr>
           <w:sz w:val="21"/>
         </w:rPr>
-        <w:t>&gt; Nothing that needed follow-up. Safety items asked about and confirmed none.</w:t>
+        <w:t>&gt; The referral queue keeps slipping since summer, which shapes how much time there is for anything else.</w:t>
       </w:r>
     </w:p>
     <w:p>
@@ -279,7 +279,15 @@
         <w:rPr>
           <w:sz w:val="21"/>
         </w:rPr>
-        <w:t>&gt; Clinic throughput keeps slipping since summer, which shapes how much time there is for anything else.</w:t>
+        <w:t>&gt; Left it at that, with a call later this month to be scheduled.</w:t>
+      </w:r>
+    </w:p>
+    <w:p>
+      <w:r>
+        <w:rPr>
+          <w:sz w:val="21"/>
+        </w:rPr>
+        <w:t>&gt; Onboarding rotating resident is current preoccupation here.</w:t>
       </w:r>
     </w:p>
     <w:p>
@@ -295,7 +303,7 @@
         <w:rPr>
           <w:sz w:val="21"/>
         </w:rPr>
-        <w:t>&gt; Asked whether I had seen a case series someone forwarded; I had not, and offered nothing in return.</w:t>
+        <w:t>&gt; Described how long-standing pts is triaged now compared with before.</w:t>
       </w:r>
     </w:p>
     <w:p>
@@ -319,7 +327,15 @@
         <w:rPr>
           <w:sz w:val="21"/>
         </w:rPr>
-        <w:t>&gt; Referral patterns into this clinic have changed, and the older half of the panel is a bigger share than it was.</w:t>
+        <w:t>&gt; Left it at that, with follow-up appointment to be scheduled.</w:t>
+      </w:r>
+    </w:p>
+    <w:p>
+      <w:r>
+        <w:rPr>
+          <w:sz w:val="21"/>
+        </w:rPr>
+        <w:t>&gt; Mentioned case series someone forwarded but did not raise any specific finding.</w:t>
       </w:r>
     </w:p>
     <w:p>
@@ -335,7 +351,7 @@
         <w:rPr>
           <w:sz w:val="21"/>
         </w:rPr>
-        <w:t>&gt; Noted that appeals process takes longer than clinical decision and that this is not specific to any one product.</w:t>
+        <w:t>&gt; The practice lost the clinic pharmacist and has not backfilled, so routine f/u slots is slowly recovering.</w:t>
       </w:r>
     </w:p>
     <w:p>
@@ -359,7 +375,7 @@
         <w:rPr>
           <w:sz w:val="21"/>
         </w:rPr>
-        <w:t>&gt; A productive meeting in the workroom, first one this quarter.</w:t>
+        <w:t>&gt; The practice lost one of nurse practitioners and has not backfilled, so referral queue looks better than last year.</w:t>
       </w:r>
     </w:p>
     <w:p>
@@ -367,7 +383,15 @@
         <w:rPr>
           <w:sz w:val="21"/>
         </w:rPr>
-        <w:t>&gt; Titration habits came up in general terms; no specifics were discussed and none were offered.</w:t>
+        <w:t>&gt; Noted that appeals process has improved somewhat and that this is not specific to any one product.</w:t>
+      </w:r>
+    </w:p>
+    <w:p>
+      <w:r>
+        <w:rPr>
+          <w:sz w:val="21"/>
+        </w:rPr>
+        <w:t>&gt; Action item: anything shareable on the under-18 population.</w:t>
       </w:r>
     </w:p>
     <w:p>
@@ -383,7 +407,7 @@
         <w:rPr>
           <w:sz w:val="21"/>
         </w:rPr>
-        <w:t>&gt; Onboarding front-desk coordinator is current preoccupation here.</w:t>
+        <w:t>&gt; Spent some time on surgical workup list and how workup decisions get sequenced.</w:t>
       </w:r>
     </w:p>
     <w:p>
@@ -391,7 +415,7 @@
         <w:rPr>
           <w:sz w:val="21"/>
         </w:rPr>
-        <w:t>&gt; Action item: anything shareable on the under-18 population.</w:t>
+        <w:t>&gt; The composition of the older half of the panel has shifted over the last year or two.</w:t>
       </w:r>
     </w:p>
     <w:p>
@@ -415,7 +439,7 @@
         <w:rPr>
           <w:sz w:val="21"/>
         </w:rPr>
-        <w:t>&gt; Talked through newly referred pts in general terms, without any specific case.</w:t>
+        <w:t>&gt; Closed there — nothing that needed f/u.</w:t>
       </w:r>
     </w:p>
     <w:p>
@@ -423,7 +447,7 @@
         <w:rPr>
           <w:sz w:val="21"/>
         </w:rPr>
-        <w:t>&gt; Noted that the appeals process has improved somewhat and that this is not specific to any one product.</w:t>
+        <w:t>&gt; Onboarding teh clinic pharmacist is the current preoccupation here.</w:t>
       </w:r>
     </w:p>
     <w:p>
@@ -431,7 +455,7 @@
         <w:rPr>
           <w:sz w:val="21"/>
         </w:rPr>
-        <w:t>&gt; Described how newly referred pts is triaged now compared with before.</w:t>
+        <w:t>&gt; Asked whether I had seen review that circulated on service; I had not, adn offered nothing in return.</w:t>
       </w:r>
     </w:p>
     <w:p>
@@ -455,7 +479,7 @@
         <w:rPr>
           <w:sz w:val="21"/>
         </w:rPr>
-        <w:t>&gt; Titration habits came up in general terms; no specifics were discussed and none were offered.</w:t>
+        <w:t>&gt; Noted that teh appeals process varies by payer and that this is not specific to any one product.</w:t>
       </w:r>
     </w:p>
     <w:p>
@@ -479,7 +503,7 @@
         <w:rPr>
           <w:sz w:val="21"/>
         </w:rPr>
-        <w:t>&gt; Stopped by in the conference room for a twenty-minute convo.</w:t>
+        <w:t>&gt; Stopped by in the reading room for fragmented conversation.</w:t>
       </w:r>
     </w:p>
     <w:p>
@@ -495,23 +519,7 @@
         <w:rPr>
           <w:sz w:val="21"/>
         </w:rPr>
-        <w:t>&gt; No materials requested. Safety items asked about and confirmed none.</w:t>
-      </w:r>
-    </w:p>
-    <w:p>
-      <w:r>
-        <w:rPr>
-          <w:sz w:val="21"/>
-        </w:rPr>
-        <w:t>&gt; The appeals process varies by payer, which came up as general frustration.</w:t>
-      </w:r>
-    </w:p>
-    <w:p>
-      <w:r>
-        <w:rPr>
-          <w:sz w:val="21"/>
-        </w:rPr>
-        <w:t>&gt; Mentioned a guideline update discussed at journal club but did not raise any specific finding.</w:t>
+        <w:t>&gt; Monitoring intervals during titration are set by clinic routine here rather than by protocol.</w:t>
       </w:r>
     </w:p>
     <w:p>
@@ -535,7 +543,7 @@
         <w:rPr>
           <w:sz w:val="21"/>
         </w:rPr>
-        <w:t>&gt; A compressed conversation in back office, mostly logistics.</w:t>
+        <w:t>&gt; Noted that benefit checks has improved somewhat and that this is not specific to any one product.</w:t>
       </w:r>
     </w:p>
     <w:p>
@@ -543,23 +551,7 @@
         <w:rPr>
           <w:sz w:val="21"/>
         </w:rPr>
-        <w:t>&gt; Described a preference for slower titration in general, unrelated to any particular patient.</w:t>
-      </w:r>
-    </w:p>
-    <w:p>
-      <w:r>
-        <w:rPr>
-          <w:sz w:val="21"/>
-        </w:rPr>
-        <w:t>&gt; Referral patterns into this clinic have changed, and refractory group is a bigger share than it was.</w:t>
-      </w:r>
-    </w:p>
-    <w:p>
-      <w:r>
-        <w:rPr>
-          <w:sz w:val="21"/>
-        </w:rPr>
-        <w:t>&gt; Agreed to reconnect at a call later this month; nothing actionable this visit.</w:t>
+        <w:t>&gt; Asked whether I had seen a case series someone forwarded; I had not, and offered nothing in return.</w:t>
       </w:r>
     </w:p>
     <w:p>
@@ -591,7 +583,7 @@
         <w:rPr>
           <w:sz w:val="21"/>
         </w:rPr>
-        <w:t>&gt; Asked whether I had seen a session summary from a colleague; I had not, and offered nothing in return.</w:t>
+        <w:t>&gt; A rushed meeting at nurses' station, first one this quarter.</w:t>
       </w:r>
     </w:p>
     <w:p>
@@ -599,15 +591,7 @@
         <w:rPr>
           <w:sz w:val="21"/>
         </w:rPr>
-        <w:t>&gt; Described how newly referred pts is triaged now compared with before.</w:t>
-      </w:r>
-    </w:p>
-    <w:p>
-      <w:r>
-        <w:rPr>
-          <w:sz w:val="21"/>
-        </w:rPr>
-        <w:t>&gt; The travel schedule this year came up, and little else.</w:t>
+        <w:t>&gt; Asked whether I would be at the meeting later this year.</w:t>
       </w:r>
     </w:p>
     <w:p>
@@ -647,7 +631,7 @@
         <w:rPr>
           <w:sz w:val="21"/>
         </w:rPr>
-        <w:t>&gt; A clipped visit in reading room; schedule was tight.</w:t>
+        <w:t>&gt; Stopped by by the scheduling desk for a twenty-minute conversation.</w:t>
       </w:r>
     </w:p>
     <w:p>
@@ -655,15 +639,7 @@
         <w:rPr>
           <w:sz w:val="21"/>
         </w:rPr>
-        <w:t>&gt; Asked about my travel schedule, since visits keep landing on the busiest clinic days.</w:t>
-      </w:r>
-    </w:p>
-    <w:p>
-      <w:r>
-        <w:rPr>
-          <w:sz w:val="21"/>
-        </w:rPr>
-        <w:t>&gt; Mentioned a session summary from a colleague but did not raise any specific finding.</w:t>
+        <w:t>&gt; The practice lost two medical assistants and has not backfilled, so referral queue keeps slipping.</w:t>
       </w:r>
     </w:p>
     <w:p>
